--- a/assets/templates/documentos/contrato-pj.docx
+++ b/assets/templates/documentos/contrato-pj.docx
@@ -155,7 +155,7 @@
           <w:rStyle w:val="fontstyle21"/>
           <w:rFonts w:asciiTheme="minorHAnsi" w:hAnsiTheme="minorHAnsi"/>
         </w:rPr>
-        <w:t xml:space="preserve"> {contratada_endereco}</w:t>
+        <w:t xml:space="preserve"> {contratada_endereco}{contratada_representacao}</w:t>
       </w:r>
       <w:proofErr w:type="spellStart"/>
       <w:r>
